--- a/public/Balamitra_Technical_Architecture_and_LLM_Specification.docx
+++ b/public/Balamitra_Technical_Architecture_and_LLM_Specification.docx
@@ -8,9 +8,6 @@
         <w:spacing w:after="120" w:before="240"/>
         <w:jc w:val="center"/>
       </w:pPr>
-      <w:r>
-        <w:t xml:space="preserve">BALAMITRA (బాలమిత్ర)</w:t>
-      </w:r>
       <w:r>
         <w:rPr>
           <w:rFonts w:ascii="Calibri" w:cs="Calibri" w:eastAsia="Calibri" w:hAnsi="Calibri"/>
